--- a/portada ues.docx
+++ b/portada ues.docx
@@ -1,19 +1,23 @@
 
 <file path=word/document.xml><?xml version="1.0" encoding="utf-8"?>
-<w:document xmlns:wpc="http://schemas.microsoft.com/office/word/2010/wordprocessingCanvas" xmlns:cx="http://schemas.microsoft.com/office/drawing/2014/chartex" xmlns:cx1="http://schemas.microsoft.com/office/drawing/2015/9/8/chartex" xmlns:cx2="http://schemas.microsoft.com/office/drawing/2015/10/21/chartex" xmlns:cx3="http://schemas.microsoft.com/office/drawing/2016/5/9/chartex" xmlns:cx4="http://schemas.microsoft.com/office/drawing/2016/5/10/chartex" xmlns:cx5="http://schemas.microsoft.com/office/drawing/2016/5/11/chartex" xmlns:cx6="http://schemas.microsoft.com/office/drawing/2016/5/12/chartex" xmlns:cx7="http://schemas.microsoft.com/office/drawing/2016/5/13/chartex" xmlns:cx8="http://schemas.microsoft.com/office/drawing/2016/5/14/chartex" xmlns:mc="http://schemas.openxmlformats.org/markup-compatibility/2006" xmlns:aink="http://schemas.microsoft.com/office/drawing/2016/ink" xmlns:am3d="http://schemas.microsoft.com/office/drawing/2017/model3d" xmlns:o="urn:schemas-microsoft-com:office:office" xmlns:r="http://schemas.openxmlformats.org/officeDocument/2006/relationships" xmlns:m="http://schemas.openxmlformats.org/officeDocument/2006/math" xmlns:v="urn:schemas-microsoft-com:vml" xmlns:wp14="http://schemas.microsoft.com/office/word/2010/wordprocessingDrawing" xmlns:wp="http://schemas.openxmlformats.org/drawingml/2006/wordprocessingDrawing" xmlns:w10="urn:schemas-microsoft-com:office:word" xmlns:w="http://schemas.openxmlformats.org/wordprocessingml/2006/main" xmlns:w14="http://schemas.microsoft.com/office/word/2010/wordml" xmlns:w15="http://schemas.microsoft.com/office/word/2012/wordml" xmlns:w16cex="http://schemas.microsoft.com/office/word/2018/wordml/cex" xmlns:w16cid="http://schemas.microsoft.com/office/word/2016/wordml/cid" xmlns:w16="http://schemas.microsoft.com/office/word/2018/wordml" xmlns:w16sdtdh="http://schemas.microsoft.com/office/word/2020/wordml/sdtdatahash" xmlns:w16se="http://schemas.microsoft.com/office/word/2015/wordml/symex" xmlns:wpg="http://schemas.microsoft.com/office/word/2010/wordprocessingGroup" xmlns:wpi="http://schemas.microsoft.com/office/word/2010/wordprocessingInk" xmlns:wne="http://schemas.microsoft.com/office/word/2006/wordml" xmlns:wps="http://schemas.microsoft.com/office/word/2010/wordprocessingShape" mc:Ignorable="w14 w15 w16se w16cid w16 w16cex w16sdtdh wp14">
+<w:document xmlns:wpc="http://schemas.microsoft.com/office/word/2010/wordprocessingCanvas" xmlns:cx="http://schemas.microsoft.com/office/drawing/2014/chartex" xmlns:cx1="http://schemas.microsoft.com/office/drawing/2015/9/8/chartex" xmlns:cx2="http://schemas.microsoft.com/office/drawing/2015/10/21/chartex" xmlns:cx3="http://schemas.microsoft.com/office/drawing/2016/5/9/chartex" xmlns:cx4="http://schemas.microsoft.com/office/drawing/2016/5/10/chartex" xmlns:cx5="http://schemas.microsoft.com/office/drawing/2016/5/11/chartex" xmlns:cx6="http://schemas.microsoft.com/office/drawing/2016/5/12/chartex" xmlns:cx7="http://schemas.microsoft.com/office/drawing/2016/5/13/chartex" xmlns:cx8="http://schemas.microsoft.com/office/drawing/2016/5/14/chartex" xmlns:mc="http://schemas.openxmlformats.org/markup-compatibility/2006" xmlns:aink="http://schemas.microsoft.com/office/drawing/2016/ink" xmlns:am3d="http://schemas.microsoft.com/office/drawing/2017/model3d" xmlns:o="urn:schemas-microsoft-com:office:office" xmlns:oel="http://schemas.microsoft.com/office/2019/extlst" xmlns:r="http://schemas.openxmlformats.org/officeDocument/2006/relationships" xmlns:m="http://schemas.openxmlformats.org/officeDocument/2006/math" xmlns:v="urn:schemas-microsoft-com:vml" xmlns:wp14="http://schemas.microsoft.com/office/word/2010/wordprocessingDrawing" xmlns:wp="http://schemas.openxmlformats.org/drawingml/2006/wordprocessingDrawing" xmlns:w10="urn:schemas-microsoft-com:office:word" xmlns:w="http://schemas.openxmlformats.org/wordprocessingml/2006/main" xmlns:w14="http://schemas.microsoft.com/office/word/2010/wordml" xmlns:w15="http://schemas.microsoft.com/office/word/2012/wordml" xmlns:w16cex="http://schemas.microsoft.com/office/word/2018/wordml/cex" xmlns:w16cid="http://schemas.microsoft.com/office/word/2016/wordml/cid" xmlns:w16="http://schemas.microsoft.com/office/word/2018/wordml" xmlns:w16du="http://schemas.microsoft.com/office/word/2023/wordml/word16du" xmlns:w16sdtdh="http://schemas.microsoft.com/office/word/2020/wordml/sdtdatahash" xmlns:w16sdtfl="http://schemas.microsoft.com/office/word/2024/wordml/sdtformatlock" xmlns:w16se="http://schemas.microsoft.com/office/word/2015/wordml/symex" xmlns:wpg="http://schemas.microsoft.com/office/word/2010/wordprocessingGroup" xmlns:wpi="http://schemas.microsoft.com/office/word/2010/wordprocessingInk" xmlns:wne="http://schemas.microsoft.com/office/word/2006/wordml" xmlns:wps="http://schemas.microsoft.com/office/word/2010/wordprocessingShape" mc:Ignorable="w14 w15 w16se w16cid w16 w16cex w16sdtdh w16sdtfl w16du wp14">
   <w:body>
     <w:p>
       <w:pPr>
         <w:jc w:val="center"/>
         <w:rPr>
           <w:rFonts w:ascii="Times New Roman" w:hAnsi="Times New Roman" w:cs="Times New Roman"/>
-          <w:sz w:val="24"/>
-          <w:szCs w:val="24"/>
-        </w:rPr>
-      </w:pPr>
-      <w:r>
-        <w:rPr>
-          <w:rFonts w:ascii="Times New Roman" w:hAnsi="Times New Roman" w:cs="Times New Roman"/>
+          <w:b/>
+          <w:bCs/>
+          <w:sz w:val="24"/>
+          <w:szCs w:val="24"/>
+        </w:rPr>
+      </w:pPr>
+      <w:r>
+        <w:rPr>
+          <w:rFonts w:ascii="Times New Roman" w:hAnsi="Times New Roman" w:cs="Times New Roman"/>
+          <w:b/>
+          <w:bCs/>
           <w:sz w:val="24"/>
           <w:szCs w:val="24"/>
         </w:rPr>
@@ -25,13 +29,17 @@
         <w:jc w:val="center"/>
         <w:rPr>
           <w:rFonts w:ascii="Times New Roman" w:hAnsi="Times New Roman" w:cs="Times New Roman"/>
-          <w:sz w:val="24"/>
-          <w:szCs w:val="24"/>
-        </w:rPr>
-      </w:pPr>
-      <w:r>
-        <w:rPr>
-          <w:rFonts w:ascii="Times New Roman" w:hAnsi="Times New Roman" w:cs="Times New Roman"/>
+          <w:b/>
+          <w:bCs/>
+          <w:sz w:val="24"/>
+          <w:szCs w:val="24"/>
+        </w:rPr>
+      </w:pPr>
+      <w:r>
+        <w:rPr>
+          <w:rFonts w:ascii="Times New Roman" w:hAnsi="Times New Roman" w:cs="Times New Roman"/>
+          <w:b/>
+          <w:bCs/>
           <w:sz w:val="24"/>
           <w:szCs w:val="24"/>
         </w:rPr>
@@ -43,13 +51,17 @@
         <w:jc w:val="center"/>
         <w:rPr>
           <w:rFonts w:ascii="Times New Roman" w:hAnsi="Times New Roman" w:cs="Times New Roman"/>
-          <w:sz w:val="24"/>
-          <w:szCs w:val="24"/>
-        </w:rPr>
-      </w:pPr>
-      <w:r>
-        <w:rPr>
-          <w:rFonts w:ascii="Times New Roman" w:hAnsi="Times New Roman" w:cs="Times New Roman"/>
+          <w:b/>
+          <w:bCs/>
+          <w:sz w:val="24"/>
+          <w:szCs w:val="24"/>
+        </w:rPr>
+      </w:pPr>
+      <w:r>
+        <w:rPr>
+          <w:rFonts w:ascii="Times New Roman" w:hAnsi="Times New Roman" w:cs="Times New Roman"/>
+          <w:b/>
+          <w:bCs/>
           <w:sz w:val="24"/>
           <w:szCs w:val="24"/>
         </w:rPr>
@@ -58,6 +70,8 @@
       <w:r>
         <w:rPr>
           <w:rFonts w:ascii="Times New Roman" w:hAnsi="Times New Roman" w:cs="Times New Roman"/>
+          <w:b/>
+          <w:bCs/>
           <w:sz w:val="24"/>
           <w:szCs w:val="24"/>
           <w:lang w:val="es-419"/>
@@ -67,10 +81,34 @@
       <w:r>
         <w:rPr>
           <w:rFonts w:ascii="Times New Roman" w:hAnsi="Times New Roman" w:cs="Times New Roman"/>
+          <w:b/>
+          <w:bCs/>
           <w:sz w:val="24"/>
           <w:szCs w:val="24"/>
         </w:rPr>
         <w:t>A DE SISTEMAS INFORMÁTICOS</w:t>
+      </w:r>
+    </w:p>
+    <w:p>
+      <w:pPr>
+        <w:jc w:val="center"/>
+        <w:rPr>
+          <w:rFonts w:ascii="Times New Roman" w:hAnsi="Times New Roman" w:cs="Times New Roman"/>
+          <w:b/>
+          <w:bCs/>
+          <w:sz w:val="24"/>
+          <w:szCs w:val="24"/>
+        </w:rPr>
+      </w:pPr>
+      <w:r>
+        <w:rPr>
+          <w:rFonts w:ascii="Times New Roman" w:hAnsi="Times New Roman" w:cs="Times New Roman"/>
+          <w:b/>
+          <w:bCs/>
+          <w:sz w:val="24"/>
+          <w:szCs w:val="24"/>
+        </w:rPr>
+        <w:t>SISTEMAS EMBEBIDOS EBB CICLO 01 - 2026</w:t>
       </w:r>
     </w:p>
     <w:p>
@@ -215,13 +253,17 @@
         <w:jc w:val="center"/>
         <w:rPr>
           <w:rFonts w:ascii="Times New Roman" w:hAnsi="Times New Roman" w:cs="Times New Roman"/>
-          <w:sz w:val="24"/>
-          <w:szCs w:val="24"/>
-        </w:rPr>
-      </w:pPr>
-      <w:r>
-        <w:rPr>
-          <w:rFonts w:ascii="Times New Roman" w:hAnsi="Times New Roman" w:cs="Times New Roman"/>
+          <w:b/>
+          <w:bCs/>
+          <w:sz w:val="24"/>
+          <w:szCs w:val="24"/>
+        </w:rPr>
+      </w:pPr>
+      <w:r>
+        <w:rPr>
+          <w:rFonts w:ascii="Times New Roman" w:hAnsi="Times New Roman" w:cs="Times New Roman"/>
+          <w:b/>
+          <w:bCs/>
           <w:sz w:val="24"/>
           <w:szCs w:val="24"/>
         </w:rPr>
@@ -230,158 +272,33 @@
     </w:p>
     <w:p>
       <w:pPr>
-        <w:jc w:val="center"/>
-        <w:rPr>
-          <w:rFonts w:ascii="Times New Roman" w:hAnsi="Times New Roman" w:cs="Times New Roman"/>
-          <w:sz w:val="24"/>
-          <w:szCs w:val="24"/>
-        </w:rPr>
-      </w:pPr>
-    </w:p>
-    <w:p>
-      <w:pPr>
-        <w:jc w:val="center"/>
-        <w:rPr>
-          <w:rFonts w:ascii="Times New Roman" w:hAnsi="Times New Roman" w:cs="Times New Roman"/>
-          <w:b/>
-          <w:bCs/>
-          <w:sz w:val="24"/>
-          <w:szCs w:val="24"/>
-        </w:rPr>
-      </w:pPr>
-      <w:r>
-        <w:rPr>
-          <w:rFonts w:ascii="Times New Roman" w:hAnsi="Times New Roman" w:cs="Times New Roman"/>
-          <w:b/>
-          <w:bCs/>
-          <w:sz w:val="24"/>
-          <w:szCs w:val="24"/>
-        </w:rPr>
-        <w:t>INVESTIGACIÓN DE OPERACIONES</w:t>
-      </w:r>
-      <w:r>
-        <w:rPr>
-          <w:rFonts w:ascii="Times New Roman" w:hAnsi="Times New Roman" w:cs="Times New Roman"/>
-          <w:b/>
-          <w:bCs/>
-          <w:sz w:val="24"/>
-          <w:szCs w:val="24"/>
-        </w:rPr>
-        <w:t xml:space="preserve">: </w:t>
-      </w:r>
-      <w:r>
-        <w:rPr>
-          <w:rFonts w:ascii="Times New Roman" w:hAnsi="Times New Roman" w:cs="Times New Roman"/>
-          <w:b/>
-          <w:bCs/>
-          <w:sz w:val="24"/>
-          <w:szCs w:val="24"/>
-        </w:rPr>
-        <w:t>ORIGEN</w:t>
-      </w:r>
-      <w:r>
-        <w:rPr>
-          <w:rFonts w:ascii="Times New Roman" w:hAnsi="Times New Roman" w:cs="Times New Roman"/>
-          <w:b/>
-          <w:bCs/>
-          <w:sz w:val="24"/>
-          <w:szCs w:val="24"/>
-        </w:rPr>
-        <w:t xml:space="preserve">, </w:t>
-      </w:r>
-      <w:r>
-        <w:rPr>
-          <w:rFonts w:ascii="Times New Roman" w:hAnsi="Times New Roman" w:cs="Times New Roman"/>
-          <w:b/>
-          <w:bCs/>
-          <w:sz w:val="24"/>
-          <w:szCs w:val="24"/>
-        </w:rPr>
-        <w:t>EVOLUCIÓN</w:t>
-      </w:r>
-      <w:r>
-        <w:rPr>
-          <w:rFonts w:ascii="Times New Roman" w:hAnsi="Times New Roman" w:cs="Times New Roman"/>
-          <w:b/>
-          <w:bCs/>
-          <w:sz w:val="24"/>
-          <w:szCs w:val="24"/>
-        </w:rPr>
-        <w:t xml:space="preserve"> </w:t>
-      </w:r>
-      <w:r>
-        <w:rPr>
-          <w:rFonts w:ascii="Times New Roman" w:hAnsi="Times New Roman" w:cs="Times New Roman"/>
-          <w:b/>
-          <w:bCs/>
-          <w:sz w:val="24"/>
-          <w:szCs w:val="24"/>
-        </w:rPr>
-        <w:t>Y</w:t>
-      </w:r>
-      <w:r>
-        <w:rPr>
-          <w:rFonts w:ascii="Times New Roman" w:hAnsi="Times New Roman" w:cs="Times New Roman"/>
-          <w:b/>
-          <w:bCs/>
-          <w:sz w:val="24"/>
-          <w:szCs w:val="24"/>
-        </w:rPr>
-        <w:t xml:space="preserve"> </w:t>
-      </w:r>
-      <w:r>
-        <w:rPr>
-          <w:rFonts w:ascii="Times New Roman" w:hAnsi="Times New Roman" w:cs="Times New Roman"/>
-          <w:b/>
-          <w:bCs/>
-          <w:sz w:val="24"/>
-          <w:szCs w:val="24"/>
-        </w:rPr>
-        <w:t>VIGENCIA</w:t>
-      </w:r>
-      <w:r>
-        <w:rPr>
-          <w:rFonts w:ascii="Times New Roman" w:hAnsi="Times New Roman" w:cs="Times New Roman"/>
-          <w:b/>
-          <w:bCs/>
-          <w:sz w:val="24"/>
-          <w:szCs w:val="24"/>
-        </w:rPr>
-        <w:t xml:space="preserve"> </w:t>
-      </w:r>
-      <w:r>
-        <w:rPr>
-          <w:rFonts w:ascii="Times New Roman" w:hAnsi="Times New Roman" w:cs="Times New Roman"/>
-          <w:b/>
-          <w:bCs/>
-          <w:sz w:val="24"/>
-          <w:szCs w:val="24"/>
-        </w:rPr>
-        <w:t>DE SUS PRINCIPIO EN LA TOMA DE DECISIONES MODERNAS.</w:t>
-      </w:r>
-    </w:p>
-    <w:p>
-      <w:pPr>
-        <w:jc w:val="center"/>
-        <w:rPr>
-          <w:rFonts w:ascii="Times New Roman" w:hAnsi="Times New Roman" w:cs="Times New Roman"/>
-          <w:sz w:val="24"/>
-          <w:szCs w:val="24"/>
-        </w:rPr>
-      </w:pPr>
-    </w:p>
-    <w:p>
-      <w:pPr>
-        <w:jc w:val="center"/>
-        <w:rPr>
-          <w:rFonts w:ascii="Times New Roman" w:hAnsi="Times New Roman" w:cs="Times New Roman"/>
-          <w:sz w:val="24"/>
-          <w:szCs w:val="24"/>
-        </w:rPr>
-      </w:pPr>
-      <w:r>
-        <w:rPr>
-          <w:rFonts w:ascii="Times New Roman" w:hAnsi="Times New Roman" w:cs="Times New Roman"/>
+        <w:spacing w:after="500"/>
+        <w:jc w:val="center"/>
+      </w:pPr>
+      <w:r>
+        <w:rPr>
+          <w:sz w:val="24"/>
+          <w:szCs w:val="24"/>
+        </w:rPr>
+        <w:t>PROYECTO DE DOMÓTICA CON ESP32: WI-FI, MQTT, BASE DE DATOS Y DASHBOARD</w:t>
+      </w:r>
+    </w:p>
+    <w:p>
+      <w:pPr>
+        <w:jc w:val="center"/>
+        <w:rPr>
+          <w:rFonts w:ascii="Times New Roman" w:hAnsi="Times New Roman" w:cs="Times New Roman"/>
+          <w:b/>
+          <w:bCs/>
+          <w:sz w:val="24"/>
+          <w:szCs w:val="24"/>
+        </w:rPr>
+      </w:pPr>
+      <w:r>
+        <w:rPr>
+          <w:rFonts w:ascii="Times New Roman" w:hAnsi="Times New Roman" w:cs="Times New Roman"/>
+          <w:b/>
+          <w:bCs/>
           <w:sz w:val="24"/>
           <w:szCs w:val="24"/>
         </w:rPr>
@@ -397,111 +314,123 @@
           <w:szCs w:val="24"/>
         </w:rPr>
       </w:pPr>
-    </w:p>
-    <w:p>
-      <w:pPr>
-        <w:jc w:val="center"/>
-        <w:rPr>
-          <w:rFonts w:ascii="Times New Roman" w:hAnsi="Times New Roman" w:cs="Times New Roman"/>
-          <w:b/>
-          <w:bCs/>
-          <w:sz w:val="24"/>
-          <w:szCs w:val="24"/>
-        </w:rPr>
-      </w:pPr>
-      <w:r>
-        <w:rPr>
-          <w:rFonts w:ascii="Times New Roman" w:hAnsi="Times New Roman" w:cs="Times New Roman"/>
-          <w:b/>
-          <w:bCs/>
-          <w:sz w:val="24"/>
-          <w:szCs w:val="24"/>
-        </w:rPr>
-        <w:t>LUIS ENRIQUR VÁSQUEZ MENJIVAR, VM15037</w:t>
-      </w:r>
-    </w:p>
-    <w:p>
-      <w:pPr>
-        <w:jc w:val="center"/>
-        <w:rPr>
-          <w:rFonts w:ascii="Times New Roman" w:hAnsi="Times New Roman" w:cs="Times New Roman"/>
-          <w:sz w:val="24"/>
-          <w:szCs w:val="24"/>
-        </w:rPr>
-      </w:pPr>
-    </w:p>
-    <w:p>
-      <w:pPr>
-        <w:jc w:val="center"/>
-        <w:rPr>
-          <w:rFonts w:ascii="Times New Roman" w:hAnsi="Times New Roman" w:cs="Times New Roman"/>
-          <w:sz w:val="24"/>
-          <w:szCs w:val="24"/>
-        </w:rPr>
-      </w:pPr>
-      <w:r>
-        <w:rPr>
-          <w:rFonts w:ascii="Times New Roman" w:hAnsi="Times New Roman" w:cs="Times New Roman"/>
-          <w:sz w:val="24"/>
-          <w:szCs w:val="24"/>
-        </w:rPr>
-        <w:t>PARA LA MATERIA DE:</w:t>
-      </w:r>
-    </w:p>
-    <w:p>
-      <w:pPr>
-        <w:jc w:val="center"/>
-        <w:rPr>
-          <w:rFonts w:ascii="Times New Roman" w:hAnsi="Times New Roman" w:cs="Times New Roman"/>
-          <w:sz w:val="24"/>
-          <w:szCs w:val="24"/>
-        </w:rPr>
-      </w:pPr>
-    </w:p>
-    <w:p>
-      <w:pPr>
-        <w:jc w:val="center"/>
-        <w:rPr>
-          <w:rFonts w:ascii="Times New Roman" w:hAnsi="Times New Roman" w:cs="Times New Roman"/>
-          <w:b/>
-          <w:bCs/>
-          <w:sz w:val="24"/>
-          <w:szCs w:val="24"/>
-        </w:rPr>
-      </w:pPr>
-      <w:r>
-        <w:rPr>
-          <w:rFonts w:ascii="Times New Roman" w:hAnsi="Times New Roman" w:cs="Times New Roman"/>
-          <w:b/>
-          <w:bCs/>
-          <w:sz w:val="24"/>
-          <w:szCs w:val="24"/>
-        </w:rPr>
-        <w:t>METODOS DE OPTIMIZACIÓN – MOP115</w:t>
-      </w:r>
-    </w:p>
-    <w:p>
-      <w:pPr>
-        <w:jc w:val="center"/>
-        <w:rPr>
-          <w:rFonts w:ascii="Times New Roman" w:hAnsi="Times New Roman" w:cs="Times New Roman"/>
-          <w:sz w:val="24"/>
-          <w:szCs w:val="24"/>
-        </w:rPr>
-      </w:pPr>
-    </w:p>
-    <w:p>
-      <w:pPr>
-        <w:jc w:val="center"/>
-        <w:rPr>
-          <w:rFonts w:ascii="Times New Roman" w:hAnsi="Times New Roman" w:cs="Times New Roman"/>
-          <w:sz w:val="24"/>
-          <w:szCs w:val="24"/>
-        </w:rPr>
-      </w:pPr>
-      <w:r>
-        <w:rPr>
-          <w:rFonts w:ascii="Times New Roman" w:hAnsi="Times New Roman" w:cs="Times New Roman"/>
+      <w:r>
+        <w:rPr>
+          <w:rFonts w:ascii="Times New Roman" w:hAnsi="Times New Roman" w:cs="Times New Roman"/>
+          <w:sz w:val="24"/>
+          <w:szCs w:val="24"/>
+        </w:rPr>
+        <w:t>CARDOZA DIAZ, OSWALDO ISAIAS - CD15015</w:t>
+      </w:r>
+    </w:p>
+    <w:p>
+      <w:pPr>
+        <w:jc w:val="center"/>
+        <w:rPr>
+          <w:rFonts w:ascii="Times New Roman" w:hAnsi="Times New Roman" w:cs="Times New Roman"/>
+          <w:sz w:val="24"/>
+          <w:szCs w:val="24"/>
+        </w:rPr>
+      </w:pPr>
+      <w:r>
+        <w:rPr>
+          <w:rFonts w:ascii="Times New Roman" w:hAnsi="Times New Roman" w:cs="Times New Roman"/>
+          <w:sz w:val="24"/>
+          <w:szCs w:val="24"/>
+        </w:rPr>
+        <w:t xml:space="preserve"> FRANCO DE LÓPEZ, INGRID JACQUELINE - FL18007</w:t>
+      </w:r>
+    </w:p>
+    <w:p>
+      <w:pPr>
+        <w:jc w:val="center"/>
+        <w:rPr>
+          <w:rFonts w:ascii="Times New Roman" w:hAnsi="Times New Roman" w:cs="Times New Roman"/>
+          <w:sz w:val="24"/>
+          <w:szCs w:val="24"/>
+        </w:rPr>
+      </w:pPr>
+      <w:r>
+        <w:rPr>
+          <w:rFonts w:ascii="Times New Roman" w:hAnsi="Times New Roman" w:cs="Times New Roman"/>
+          <w:sz w:val="24"/>
+          <w:szCs w:val="24"/>
+        </w:rPr>
+        <w:t xml:space="preserve"> VÁSQUEZ ALEGRÍA, KEVIN DANIEL - VA18045</w:t>
+      </w:r>
+    </w:p>
+    <w:p>
+      <w:pPr>
+        <w:jc w:val="center"/>
+        <w:rPr>
+          <w:rFonts w:ascii="Times New Roman" w:hAnsi="Times New Roman" w:cs="Times New Roman"/>
+          <w:sz w:val="24"/>
+          <w:szCs w:val="24"/>
+        </w:rPr>
+      </w:pPr>
+      <w:r>
+        <w:rPr>
+          <w:rFonts w:ascii="Times New Roman" w:hAnsi="Times New Roman" w:cs="Times New Roman"/>
+          <w:sz w:val="24"/>
+          <w:szCs w:val="24"/>
+        </w:rPr>
+        <w:t xml:space="preserve"> VÁSQUEZ MENJÍVAR, LUIS ENRIQUE - VM15037</w:t>
+      </w:r>
+    </w:p>
+    <w:p>
+      <w:pPr>
+        <w:jc w:val="center"/>
+        <w:rPr>
+          <w:rFonts w:ascii="Times New Roman" w:hAnsi="Times New Roman" w:cs="Times New Roman"/>
+          <w:sz w:val="24"/>
+          <w:szCs w:val="24"/>
+        </w:rPr>
+      </w:pPr>
+      <w:r>
+        <w:rPr>
+          <w:rFonts w:ascii="Times New Roman" w:hAnsi="Times New Roman" w:cs="Times New Roman"/>
+          <w:sz w:val="24"/>
+          <w:szCs w:val="24"/>
+        </w:rPr>
+        <w:t xml:space="preserve"> CASTANEDA ROQUE, MARIO JOSUE - CR23036</w:t>
+      </w:r>
+    </w:p>
+    <w:p>
+      <w:pPr>
+        <w:jc w:val="center"/>
+        <w:rPr>
+          <w:rFonts w:ascii="Times New Roman" w:hAnsi="Times New Roman" w:cs="Times New Roman"/>
+          <w:sz w:val="24"/>
+          <w:szCs w:val="24"/>
+        </w:rPr>
+      </w:pPr>
+    </w:p>
+    <w:p>
+      <w:pPr>
+        <w:jc w:val="center"/>
+        <w:rPr>
+          <w:rFonts w:ascii="Times New Roman" w:hAnsi="Times New Roman" w:cs="Times New Roman"/>
+          <w:sz w:val="24"/>
+          <w:szCs w:val="24"/>
+        </w:rPr>
+      </w:pPr>
+    </w:p>
+    <w:p>
+      <w:pPr>
+        <w:jc w:val="center"/>
+        <w:rPr>
+          <w:rFonts w:ascii="Times New Roman" w:hAnsi="Times New Roman" w:cs="Times New Roman"/>
+          <w:b/>
+          <w:bCs/>
+          <w:sz w:val="24"/>
+          <w:szCs w:val="24"/>
+        </w:rPr>
+      </w:pPr>
+      <w:r>
+        <w:rPr>
+          <w:rFonts w:ascii="Times New Roman" w:hAnsi="Times New Roman" w:cs="Times New Roman"/>
+          <w:b/>
+          <w:bCs/>
           <w:sz w:val="24"/>
           <w:szCs w:val="24"/>
         </w:rPr>
@@ -523,17 +452,13 @@
         <w:jc w:val="center"/>
         <w:rPr>
           <w:rFonts w:ascii="Times New Roman" w:hAnsi="Times New Roman" w:cs="Times New Roman"/>
-          <w:b/>
-          <w:bCs/>
-          <w:sz w:val="24"/>
-          <w:szCs w:val="24"/>
-        </w:rPr>
-      </w:pPr>
-      <w:r>
-        <w:rPr>
-          <w:rFonts w:ascii="Times New Roman" w:hAnsi="Times New Roman" w:cs="Times New Roman"/>
-          <w:b/>
-          <w:bCs/>
+          <w:sz w:val="24"/>
+          <w:szCs w:val="24"/>
+        </w:rPr>
+      </w:pPr>
+      <w:r>
+        <w:rPr>
+          <w:rFonts w:ascii="Times New Roman" w:hAnsi="Times New Roman" w:cs="Times New Roman"/>
           <w:sz w:val="24"/>
           <w:szCs w:val="24"/>
         </w:rPr>
@@ -542,50 +467,21 @@
       <w:r>
         <w:rPr>
           <w:rFonts w:ascii="Times New Roman" w:hAnsi="Times New Roman" w:cs="Times New Roman"/>
-          <w:b/>
-          <w:bCs/>
-          <w:sz w:val="24"/>
-          <w:szCs w:val="24"/>
-        </w:rPr>
-        <w:t>GUSTAVO GUTIÉRREZ .</w:t>
-      </w:r>
-    </w:p>
-    <w:p>
-      <w:pPr>
-        <w:rPr>
-          <w:rFonts w:ascii="Times New Roman" w:hAnsi="Times New Roman" w:cs="Times New Roman"/>
-          <w:sz w:val="24"/>
-          <w:szCs w:val="24"/>
-        </w:rPr>
-      </w:pPr>
-    </w:p>
-    <w:p>
-      <w:pPr>
-        <w:jc w:val="center"/>
-        <w:rPr>
-          <w:rFonts w:ascii="Times New Roman" w:hAnsi="Times New Roman" w:cs="Times New Roman"/>
-          <w:sz w:val="24"/>
-          <w:szCs w:val="24"/>
-        </w:rPr>
-      </w:pPr>
-      <w:r>
-        <w:rPr>
-          <w:rFonts w:ascii="Times New Roman" w:hAnsi="Times New Roman" w:cs="Times New Roman"/>
-          <w:sz w:val="24"/>
-          <w:szCs w:val="24"/>
-        </w:rPr>
-        <w:t xml:space="preserve">GRUPO: </w:t>
-      </w:r>
-      <w:r>
-        <w:rPr>
-          <w:rFonts w:ascii="Times New Roman" w:hAnsi="Times New Roman" w:cs="Times New Roman"/>
-          <w:b/>
-          <w:bCs/>
-          <w:sz w:val="24"/>
-          <w:szCs w:val="24"/>
-        </w:rPr>
-        <w:t>03</w:t>
-      </w:r>
+          <w:sz w:val="24"/>
+          <w:szCs w:val="24"/>
+        </w:rPr>
+        <w:t>DENIS ALFREDO ALTUVE SANTAMARIA.</w:t>
+      </w:r>
+    </w:p>
+    <w:p>
+      <w:pPr>
+        <w:jc w:val="center"/>
+        <w:rPr>
+          <w:rFonts w:ascii="Times New Roman" w:hAnsi="Times New Roman" w:cs="Times New Roman"/>
+          <w:sz w:val="24"/>
+          <w:szCs w:val="24"/>
+        </w:rPr>
+      </w:pPr>
     </w:p>
     <w:p>
       <w:pPr>
@@ -610,15 +506,80 @@
     <w:p>
       <w:pPr>
         <w:jc w:val="right"/>
-      </w:pPr>
-      <w:r>
-        <w:rPr>
-          <w:rFonts w:ascii="Times New Roman" w:hAnsi="Times New Roman" w:cs="Times New Roman"/>
-          <w:sz w:val="24"/>
-          <w:szCs w:val="24"/>
-        </w:rPr>
-        <w:t>CIUDAD UNIVERSITARIA, 08 DE MARZO DEL 2026</w:t>
-      </w:r>
+        <w:rPr>
+          <w:rFonts w:ascii="Times New Roman" w:hAnsi="Times New Roman" w:cs="Times New Roman"/>
+          <w:sz w:val="24"/>
+          <w:szCs w:val="24"/>
+        </w:rPr>
+      </w:pPr>
+      <w:r>
+        <w:rPr>
+          <w:rFonts w:ascii="Times New Roman" w:hAnsi="Times New Roman" w:cs="Times New Roman"/>
+          <w:sz w:val="24"/>
+          <w:szCs w:val="24"/>
+        </w:rPr>
+        <w:t xml:space="preserve">CIUDAD UNIVERSITARIA, </w:t>
+      </w:r>
+      <w:r>
+        <w:rPr>
+          <w:rFonts w:ascii="Times New Roman" w:hAnsi="Times New Roman" w:cs="Times New Roman"/>
+          <w:sz w:val="24"/>
+          <w:szCs w:val="24"/>
+        </w:rPr>
+        <w:t>21</w:t>
+      </w:r>
+      <w:r>
+        <w:rPr>
+          <w:rFonts w:ascii="Times New Roman" w:hAnsi="Times New Roman" w:cs="Times New Roman"/>
+          <w:sz w:val="24"/>
+          <w:szCs w:val="24"/>
+        </w:rPr>
+        <w:t xml:space="preserve"> DE </w:t>
+      </w:r>
+      <w:r>
+        <w:rPr>
+          <w:rFonts w:ascii="Times New Roman" w:hAnsi="Times New Roman" w:cs="Times New Roman"/>
+          <w:sz w:val="24"/>
+          <w:szCs w:val="24"/>
+        </w:rPr>
+        <w:t>JUNIO</w:t>
+      </w:r>
+      <w:r>
+        <w:rPr>
+          <w:rFonts w:ascii="Times New Roman" w:hAnsi="Times New Roman" w:cs="Times New Roman"/>
+          <w:sz w:val="24"/>
+          <w:szCs w:val="24"/>
+        </w:rPr>
+        <w:t xml:space="preserve"> DEL 2026</w:t>
+      </w:r>
+    </w:p>
+    <w:p>
+      <w:pPr>
+        <w:jc w:val="right"/>
+        <w:rPr>
+          <w:rFonts w:ascii="Times New Roman" w:hAnsi="Times New Roman" w:cs="Times New Roman"/>
+          <w:sz w:val="24"/>
+          <w:szCs w:val="24"/>
+        </w:rPr>
+      </w:pPr>
+    </w:p>
+    <w:p>
+      <w:pPr>
+        <w:jc w:val="right"/>
+        <w:rPr>
+          <w:rFonts w:ascii="Times New Roman" w:hAnsi="Times New Roman" w:cs="Times New Roman"/>
+          <w:sz w:val="24"/>
+          <w:szCs w:val="24"/>
+          <w:u w:val="single"/>
+        </w:rPr>
+      </w:pPr>
+    </w:p>
+    <w:p>
+      <w:pPr>
+        <w:rPr>
+          <w:u w:val="single"/>
+        </w:rPr>
+      </w:pPr>
     </w:p>
     <w:sectPr>
       <w:pgSz w:w="11906" w:h="16838"/>
@@ -631,7 +592,7 @@
 </file>
 
 <file path=word/styles.xml><?xml version="1.0" encoding="utf-8"?>
-<w:styles xmlns:mc="http://schemas.openxmlformats.org/markup-compatibility/2006" xmlns:r="http://schemas.openxmlformats.org/officeDocument/2006/relationships" xmlns:w="http://schemas.openxmlformats.org/wordprocessingml/2006/main" xmlns:w14="http://schemas.microsoft.com/office/word/2010/wordml" xmlns:w15="http://schemas.microsoft.com/office/word/2012/wordml" xmlns:w16cex="http://schemas.microsoft.com/office/word/2018/wordml/cex" xmlns:w16cid="http://schemas.microsoft.com/office/word/2016/wordml/cid" xmlns:w16="http://schemas.microsoft.com/office/word/2018/wordml" xmlns:w16sdtdh="http://schemas.microsoft.com/office/word/2020/wordml/sdtdatahash" xmlns:w16se="http://schemas.microsoft.com/office/word/2015/wordml/symex" mc:Ignorable="w14 w15 w16se w16cid w16 w16cex w16sdtdh">
+<w:styles xmlns:mc="http://schemas.openxmlformats.org/markup-compatibility/2006" xmlns:r="http://schemas.openxmlformats.org/officeDocument/2006/relationships" xmlns:w="http://schemas.openxmlformats.org/wordprocessingml/2006/main" xmlns:w14="http://schemas.microsoft.com/office/word/2010/wordml" xmlns:w15="http://schemas.microsoft.com/office/word/2012/wordml" xmlns:w16cex="http://schemas.microsoft.com/office/word/2018/wordml/cex" xmlns:w16cid="http://schemas.microsoft.com/office/word/2016/wordml/cid" xmlns:w16="http://schemas.microsoft.com/office/word/2018/wordml" xmlns:w16du="http://schemas.microsoft.com/office/word/2023/wordml/word16du" xmlns:w16sdtdh="http://schemas.microsoft.com/office/word/2020/wordml/sdtdatahash" xmlns:w16sdtfl="http://schemas.microsoft.com/office/word/2024/wordml/sdtformatlock" xmlns:w16se="http://schemas.microsoft.com/office/word/2015/wordml/symex" mc:Ignorable="w14 w15 w16se w16cid w16 w16cex w16sdtdh w16sdtfl w16du">
   <w:docDefaults>
     <w:rPrDefault>
       <w:rPr>
@@ -1033,7 +994,6 @@
   <w:style w:type="character" w:default="1" w:styleId="Fuentedeprrafopredeter">
     <w:name w:val="Default Paragraph Font"/>
     <w:uiPriority w:val="1"/>
-    <w:semiHidden/>
     <w:unhideWhenUsed/>
   </w:style>
   <w:style w:type="table" w:default="1" w:styleId="Tablanormal">

--- a/portada ues.docx
+++ b/portada ues.docx
@@ -108,14 +108,36 @@
           <w:sz w:val="24"/>
           <w:szCs w:val="24"/>
         </w:rPr>
-        <w:t>SISTEMAS EMBEBIDOS EBB CICLO 01 - 2026</w:t>
-      </w:r>
-    </w:p>
-    <w:p>
-      <w:pPr>
-        <w:jc w:val="center"/>
-        <w:rPr>
-          <w:rFonts w:ascii="Times New Roman" w:hAnsi="Times New Roman" w:cs="Times New Roman"/>
+        <w:t xml:space="preserve">SISTEMAS EMBEBIDOS EBB CICLO 01 </w:t>
+      </w:r>
+      <w:r>
+        <w:rPr>
+          <w:rFonts w:ascii="Times New Roman" w:hAnsi="Times New Roman" w:cs="Times New Roman"/>
+          <w:b/>
+          <w:bCs/>
+          <w:sz w:val="24"/>
+          <w:szCs w:val="24"/>
+        </w:rPr>
+        <w:t>–</w:t>
+      </w:r>
+      <w:r>
+        <w:rPr>
+          <w:rFonts w:ascii="Times New Roman" w:hAnsi="Times New Roman" w:cs="Times New Roman"/>
+          <w:b/>
+          <w:bCs/>
+          <w:sz w:val="24"/>
+          <w:szCs w:val="24"/>
+        </w:rPr>
+        <w:t xml:space="preserve"> 2026</w:t>
+      </w:r>
+    </w:p>
+    <w:p>
+      <w:pPr>
+        <w:jc w:val="center"/>
+        <w:rPr>
+          <w:rFonts w:ascii="Times New Roman" w:hAnsi="Times New Roman" w:cs="Times New Roman"/>
+          <w:b/>
+          <w:bCs/>
           <w:sz w:val="24"/>
           <w:szCs w:val="24"/>
         </w:rPr>
@@ -135,17 +157,9 @@
           <w:noProof/>
         </w:rPr>
         <w:drawing>
-          <wp:anchor distT="0" distB="0" distL="114300" distR="114300" simplePos="0" relativeHeight="251658240" behindDoc="0" locked="0" layoutInCell="1" allowOverlap="1" wp14:anchorId="5BA8A3AD" wp14:editId="5FFC8D3B">
-            <wp:simplePos x="0" y="0"/>
-            <wp:positionH relativeFrom="margin">
-              <wp:posOffset>2151380</wp:posOffset>
-            </wp:positionH>
-            <wp:positionV relativeFrom="paragraph">
-              <wp:posOffset>24765</wp:posOffset>
-            </wp:positionV>
+          <wp:inline distT="0" distB="0" distL="0" distR="0" wp14:anchorId="5BA8A3AD" wp14:editId="1A0C4DF8">
             <wp:extent cx="1428750" cy="1428750"/>
             <wp:effectExtent l="0" t="0" r="0" b="0"/>
-            <wp:wrapNone/>
             <wp:docPr id="1" name="Imagen 1"/>
             <wp:cNvGraphicFramePr>
               <a:graphicFrameLocks xmlns:a="http://schemas.openxmlformats.org/drawingml/2006/main" noChangeAspect="1"/>
@@ -189,13 +203,7 @@
                 </pic:pic>
               </a:graphicData>
             </a:graphic>
-            <wp14:sizeRelH relativeFrom="margin">
-              <wp14:pctWidth>0</wp14:pctWidth>
-            </wp14:sizeRelH>
-            <wp14:sizeRelV relativeFrom="margin">
-              <wp14:pctHeight>0</wp14:pctHeight>
-            </wp14:sizeRelV>
-          </wp:anchor>
+          </wp:inline>
         </w:drawing>
       </w:r>
     </w:p>
@@ -214,45 +222,6 @@
         <w:jc w:val="center"/>
         <w:rPr>
           <w:rFonts w:ascii="Times New Roman" w:hAnsi="Times New Roman" w:cs="Times New Roman"/>
-          <w:sz w:val="24"/>
-          <w:szCs w:val="24"/>
-        </w:rPr>
-      </w:pPr>
-    </w:p>
-    <w:p>
-      <w:pPr>
-        <w:jc w:val="center"/>
-        <w:rPr>
-          <w:rFonts w:ascii="Times New Roman" w:hAnsi="Times New Roman" w:cs="Times New Roman"/>
-          <w:sz w:val="24"/>
-          <w:szCs w:val="24"/>
-        </w:rPr>
-      </w:pPr>
-    </w:p>
-    <w:p>
-      <w:pPr>
-        <w:jc w:val="center"/>
-        <w:rPr>
-          <w:rFonts w:ascii="Times New Roman" w:hAnsi="Times New Roman" w:cs="Times New Roman"/>
-          <w:sz w:val="24"/>
-          <w:szCs w:val="24"/>
-        </w:rPr>
-      </w:pPr>
-    </w:p>
-    <w:p>
-      <w:pPr>
-        <w:rPr>
-          <w:rFonts w:ascii="Times New Roman" w:hAnsi="Times New Roman" w:cs="Times New Roman"/>
-          <w:sz w:val="24"/>
-          <w:szCs w:val="24"/>
-        </w:rPr>
-      </w:pPr>
-    </w:p>
-    <w:p>
-      <w:pPr>
-        <w:jc w:val="center"/>
-        <w:rPr>
-          <w:rFonts w:ascii="Times New Roman" w:hAnsi="Times New Roman" w:cs="Times New Roman"/>
           <w:b/>
           <w:bCs/>
           <w:sz w:val="24"/>
@@ -446,42 +415,14 @@
           <w:szCs w:val="24"/>
         </w:rPr>
       </w:pPr>
-    </w:p>
-    <w:p>
-      <w:pPr>
-        <w:jc w:val="center"/>
-        <w:rPr>
-          <w:rFonts w:ascii="Times New Roman" w:hAnsi="Times New Roman" w:cs="Times New Roman"/>
-          <w:sz w:val="24"/>
-          <w:szCs w:val="24"/>
-        </w:rPr>
-      </w:pPr>
-      <w:r>
-        <w:rPr>
-          <w:rFonts w:ascii="Times New Roman" w:hAnsi="Times New Roman" w:cs="Times New Roman"/>
-          <w:sz w:val="24"/>
-          <w:szCs w:val="24"/>
-        </w:rPr>
-        <w:t xml:space="preserve">ING. </w:t>
-      </w:r>
-      <w:r>
-        <w:rPr>
-          <w:rFonts w:ascii="Times New Roman" w:hAnsi="Times New Roman" w:cs="Times New Roman"/>
-          <w:sz w:val="24"/>
-          <w:szCs w:val="24"/>
-        </w:rPr>
-        <w:t>DENIS ALFREDO ALTUVE SANTAMARIA.</w:t>
-      </w:r>
-    </w:p>
-    <w:p>
-      <w:pPr>
-        <w:jc w:val="center"/>
-        <w:rPr>
-          <w:rFonts w:ascii="Times New Roman" w:hAnsi="Times New Roman" w:cs="Times New Roman"/>
-          <w:sz w:val="24"/>
-          <w:szCs w:val="24"/>
-        </w:rPr>
-      </w:pPr>
+      <w:r>
+        <w:rPr>
+          <w:rFonts w:ascii="Times New Roman" w:hAnsi="Times New Roman" w:cs="Times New Roman"/>
+          <w:sz w:val="24"/>
+          <w:szCs w:val="24"/>
+        </w:rPr>
+        <w:t>ING. AIDA LISSETTE QUINTANILLA HERNÁNDEZ.</w:t>
+      </w:r>
     </w:p>
     <w:p>
       <w:pPr>
